--- a/Diplomarbeit/5_Schreiben/Ueberarbeitet_und_kontrolliert_sollte_vielleicht_gekuerzt_werden/4.1_Zielsetzung.docx
+++ b/Diplomarbeit/5_Schreiben/Ueberarbeitet_und_kontrolliert_sollte_vielleicht_gekuerzt_werden/4.1_Zielsetzung.docx
@@ -4,34 +4,16 @@
   <w:body>
     <w:p>
       <w:pPr>
-        <w:rPr>
-          <w:rFonts w:cs="Arial"/>
-          <w:b/>
-          <w:bCs/>
-          <w:sz w:val="32"/>
-          <w:szCs w:val="32"/>
-        </w:rPr>
-      </w:pPr>
-      <w:r>
-        <w:rPr>
-          <w:rFonts w:cs="Arial"/>
-          <w:b/>
-          <w:bCs/>
-          <w:sz w:val="32"/>
-          <w:szCs w:val="32"/>
-        </w:rPr>
+        <w:pStyle w:val="berschrift1"/>
+      </w:pPr>
+      <w:bookmarkStart w:id="0" w:name="_Toc220424943"/>
+      <w:r>
         <w:t xml:space="preserve">4.1 Zielsetzung </w:t>
       </w:r>
       <w:r>
-        <w:rPr>
-          <w:rFonts w:cs="Arial"/>
-          <w:b/>
-          <w:bCs/>
-          <w:sz w:val="32"/>
-          <w:szCs w:val="32"/>
-        </w:rPr>
         <w:t>und Abgrenzung</w:t>
       </w:r>
+      <w:bookmarkEnd w:id="0"/>
     </w:p>
     <w:p>
       <w:pPr>
@@ -51,13 +33,7 @@
         <w:rPr>
           <w:rFonts w:cs="Arial"/>
         </w:rPr>
-        <w:t xml:space="preserve">und die Inbetriebnahme </w:t>
-      </w:r>
-      <w:r>
-        <w:rPr>
-          <w:rFonts w:cs="Arial"/>
-        </w:rPr>
-        <w:t xml:space="preserve">eines </w:t>
+        <w:t xml:space="preserve">und die Inbetriebnahme eines </w:t>
       </w:r>
       <w:r>
         <w:rPr>
@@ -81,19 +57,7 @@
         <w:rPr>
           <w:rFonts w:cs="Arial"/>
         </w:rPr>
-        <w:t xml:space="preserve">Energiesystems zur </w:t>
-      </w:r>
-      <w:r>
-        <w:rPr>
-          <w:rFonts w:cs="Arial"/>
-        </w:rPr>
-        <w:t xml:space="preserve">elektrischen </w:t>
-      </w:r>
-      <w:r>
-        <w:rPr>
-          <w:rFonts w:cs="Arial"/>
-        </w:rPr>
-        <w:t>Versorgung eines 0,7 m</w:t>
+        <w:t>Energiesystems zur elektrischen Versorgung eines 0,7 m</w:t>
       </w:r>
       <w:r>
         <w:rPr>
@@ -105,55 +69,7 @@
         <w:rPr>
           <w:rFonts w:cs="Arial"/>
         </w:rPr>
-        <w:t xml:space="preserve"> Prototyps. Die Auslegung und </w:t>
-      </w:r>
-      <w:r>
-        <w:rPr>
-          <w:rFonts w:cs="Arial"/>
-        </w:rPr>
-        <w:t>Integration</w:t>
-      </w:r>
-      <w:r>
-        <w:rPr>
-          <w:rFonts w:cs="Arial"/>
-        </w:rPr>
-        <w:t xml:space="preserve"> der</w:t>
-      </w:r>
-      <w:r>
-        <w:rPr>
-          <w:rFonts w:cs="Arial"/>
-        </w:rPr>
-        <w:t xml:space="preserve"> </w:t>
-      </w:r>
-      <w:r>
-        <w:rPr>
-          <w:rFonts w:cs="Arial"/>
-        </w:rPr>
-        <w:t xml:space="preserve">angeschlossenen </w:t>
-      </w:r>
-      <w:r>
-        <w:rPr>
-          <w:rFonts w:cs="Arial"/>
-        </w:rPr>
-        <w:t>Verbrauch</w:t>
-      </w:r>
-      <w:r>
-        <w:rPr>
-          <w:rFonts w:cs="Arial"/>
-        </w:rPr>
-        <w:t>er</w:t>
-      </w:r>
-      <w:r>
-        <w:rPr>
-          <w:rFonts w:cs="Arial"/>
-        </w:rPr>
-        <w:t xml:space="preserve"> liegt außerhalb des Untersuchungsumfangs.</w:t>
-      </w:r>
-      <w:r>
-        <w:rPr>
-          <w:rFonts w:cs="Arial"/>
-        </w:rPr>
-        <w:t xml:space="preserve"> </w:t>
+        <w:t xml:space="preserve"> Prototyps. Die Auslegung und Integration der angeschlossenen Verbraucher liegt außerhalb des Untersuchungsumfangs. </w:t>
       </w:r>
     </w:p>
     <w:p>
@@ -183,19 +99,7 @@
         <w:rPr>
           <w:rFonts w:cs="Arial"/>
         </w:rPr>
-        <w:t xml:space="preserve">Parallel </w:t>
-      </w:r>
-      <w:r>
-        <w:rPr>
-          <w:rFonts w:cs="Arial"/>
-        </w:rPr>
-        <w:t>dazu erfolgt die</w:t>
-      </w:r>
-      <w:r>
-        <w:rPr>
-          <w:rFonts w:cs="Arial"/>
-        </w:rPr>
-        <w:t xml:space="preserve"> theoretische Auslegung eines skalierten Energieversorgungssystems für ein 10 m</w:t>
+        <w:t>Parallel dazu erfolgt die theoretische Auslegung eines skalierten Energieversorgungssystems für ein 10 m</w:t>
       </w:r>
       <w:r>
         <w:rPr>
@@ -207,25 +111,7 @@
         <w:rPr>
           <w:rFonts w:cs="Arial"/>
         </w:rPr>
-        <w:t xml:space="preserve"> Gewächshaus mit 48 V-Architektur</w:t>
-      </w:r>
-      <w:r>
-        <w:rPr>
-          <w:rFonts w:cs="Arial"/>
-        </w:rPr>
-        <w:t xml:space="preserve"> für den landwirtschaftlichen Einsatz</w:t>
-      </w:r>
-      <w:r>
-        <w:rPr>
-          <w:rFonts w:cs="Arial"/>
-        </w:rPr>
-        <w:t>. Die zugehörige Wirtschaftsanalyse vergleicht unterschiedliche Systemarchitekturen (reines Inselsystem, Hybrid-System und reiner Netzbezug) hinsichtlich Investitionskosten, Betriebskosten und Amortisationszeit</w:t>
-      </w:r>
-      <w:r>
-        <w:rPr>
-          <w:rFonts w:cs="Arial"/>
-        </w:rPr>
-        <w:t>.</w:t>
+        <w:t xml:space="preserve"> Gewächshaus mit 48 V-Architektur für den landwirtschaftlichen Einsatz. Die zugehörige Wirtschaftsanalyse vergleicht unterschiedliche Systemarchitekturen (reines Inselsystem, Hybrid-System und reiner Netzbezug) hinsichtlich Investitionskosten, Betriebskosten und Amortisationszeit.</w:t>
       </w:r>
     </w:p>
     <w:p>
@@ -313,19 +199,7 @@
         <w:rPr>
           <w:rFonts w:cs="Arial"/>
         </w:rPr>
-        <w:t>eines Energie-</w:t>
-      </w:r>
-      <w:r>
-        <w:rPr>
-          <w:rFonts w:cs="Arial"/>
-        </w:rPr>
-        <w:t>Monitoring</w:t>
-      </w:r>
-      <w:r>
-        <w:rPr>
-          <w:rFonts w:cs="Arial"/>
-        </w:rPr>
-        <w:t>systems</w:t>
+        <w:t>eines Energie-Monitoringsystems</w:t>
       </w:r>
     </w:p>
     <w:p>
@@ -416,25 +290,7 @@
         <w:rPr>
           <w:rFonts w:cs="Arial"/>
         </w:rPr>
-        <w:t xml:space="preserve">und der </w:t>
-      </w:r>
-      <w:r>
-        <w:rPr>
-          <w:rFonts w:cs="Arial"/>
-        </w:rPr>
-        <w:t>Aufbau</w:t>
-      </w:r>
-      <w:r>
-        <w:rPr>
-          <w:rFonts w:cs="Arial"/>
-        </w:rPr>
-        <w:t xml:space="preserve"> des Gewächshauses </w:t>
-      </w:r>
-      <w:r>
-        <w:rPr>
-          <w:rFonts w:cs="Arial"/>
-        </w:rPr>
-        <w:t>sowie die Entwicklung von Benutzeroberflächen und Anwendungen sind nicht Bestandteil dieser Arbeit. Die</w:t>
+        <w:t>und der Aufbau des Gewächshauses sowie die Entwicklung von Benutzeroberflächen und Anwendungen sind nicht Bestandteil dieser Arbeit. Die</w:t>
       </w:r>
       <w:r>
         <w:rPr>
@@ -472,45 +328,19 @@
     </w:p>
     <w:p>
       <w:pPr>
-        <w:ind w:left="708"/>
-        <w:rPr>
-          <w:rFonts w:cs="Arial"/>
-          <w:b/>
-          <w:bCs/>
-          <w:sz w:val="28"/>
-          <w:szCs w:val="28"/>
-        </w:rPr>
-      </w:pPr>
-      <w:r>
-        <w:rPr>
-          <w:rFonts w:cs="Arial"/>
-          <w:b/>
-          <w:bCs/>
-          <w:sz w:val="28"/>
-          <w:szCs w:val="28"/>
-        </w:rPr>
+        <w:pStyle w:val="berschrift2"/>
+      </w:pPr>
+      <w:bookmarkStart w:id="1" w:name="_Toc220424944"/>
+      <w:r>
         <w:t>4.1.</w:t>
       </w:r>
       <w:r>
-        <w:rPr>
-          <w:rFonts w:cs="Arial"/>
-          <w:b/>
-          <w:bCs/>
-          <w:sz w:val="28"/>
-          <w:szCs w:val="28"/>
-        </w:rPr>
         <w:t>1</w:t>
       </w:r>
       <w:r>
-        <w:rPr>
-          <w:rFonts w:cs="Arial"/>
-          <w:b/>
-          <w:bCs/>
-          <w:sz w:val="28"/>
-          <w:szCs w:val="28"/>
-        </w:rPr>
         <w:t xml:space="preserve"> Anforderungen an das Energiesystem</w:t>
       </w:r>
+      <w:bookmarkEnd w:id="1"/>
     </w:p>
     <w:p>
       <w:pPr>
@@ -596,7 +426,21 @@
         <w:rPr>
           <w:rFonts w:cs="Arial"/>
         </w:rPr>
-        <w:t>Skalierbarkeit: Die Lösung muss vom Prototypen (0,7</w:t>
+        <w:t xml:space="preserve">Skalierbarkeit: Die Lösung muss </w:t>
+      </w:r>
+      <w:proofErr w:type="gramStart"/>
+      <w:r>
+        <w:rPr>
+          <w:rFonts w:cs="Arial"/>
+        </w:rPr>
+        <w:t>vom Prototypen</w:t>
+      </w:r>
+      <w:proofErr w:type="gramEnd"/>
+      <w:r>
+        <w:rPr>
+          <w:rFonts w:cs="Arial"/>
+        </w:rPr>
+        <w:t xml:space="preserve"> (0,7</w:t>
       </w:r>
       <w:r>
         <w:rPr>
@@ -777,6 +621,7 @@
         <w:t>.</w:t>
       </w:r>
     </w:p>
+    <w:p/>
     <w:sectPr>
       <w:pgSz w:w="11906" w:h="16838"/>
       <w:pgMar w:top="1417" w:right="1417" w:bottom="1134" w:left="1417" w:header="708" w:footer="708" w:gutter="0"/>
@@ -1648,7 +1493,7 @@
   <w:style w:type="paragraph" w:default="1" w:styleId="Standard">
     <w:name w:val="Normal"/>
     <w:qFormat/>
-    <w:rsid w:val="00ED3B02"/>
+    <w:rsid w:val="00B4204B"/>
   </w:style>
   <w:style w:type="paragraph" w:styleId="berschrift1">
     <w:name w:val="heading 1"/>
@@ -1677,7 +1522,6 @@
     <w:next w:val="Standard"/>
     <w:link w:val="berschrift2Zchn"/>
     <w:uiPriority w:val="9"/>
-    <w:semiHidden/>
     <w:unhideWhenUsed/>
     <w:qFormat/>
     <w:rsid w:val="000C2331"/>
@@ -1894,7 +1738,6 @@
     <w:basedOn w:val="Absatz-Standardschriftart"/>
     <w:link w:val="berschrift2"/>
     <w:uiPriority w:val="9"/>
-    <w:semiHidden/>
     <w:rsid w:val="000C2331"/>
     <w:rPr>
       <w:rFonts w:asciiTheme="majorHAnsi" w:eastAsiaTheme="majorEastAsia" w:hAnsiTheme="majorHAnsi" w:cstheme="majorBidi"/>
